--- a/vellin.docx
+++ b/vellin.docx
@@ -1033,15 +1033,7 @@
                 <w:szCs w:val="14"/>
                 <w:lang w:val="en-US"/>
               </w:rPr>
-              <w:t>1</w:t>
-            </w:r>
-            <w:r>
-              <w:rPr>
-                <w:sz w:val="14"/>
-                <w:szCs w:val="14"/>
-                <w:lang w:val="en-US"/>
-              </w:rPr>
-              <w:t>]}}</w:t>
+              <w:t>1]}}</w:t>
             </w:r>
           </w:p>
         </w:tc>
@@ -1096,15 +1088,7 @@
                 <w:szCs w:val="14"/>
                 <w:lang w:val="en-US"/>
               </w:rPr>
-              <w:t>2</w:t>
-            </w:r>
-            <w:r>
-              <w:rPr>
-                <w:sz w:val="14"/>
-                <w:szCs w:val="14"/>
-                <w:lang w:val="en-US"/>
-              </w:rPr>
-              <w:t>]}}</w:t>
+              <w:t>2]}}</w:t>
             </w:r>
           </w:p>
         </w:tc>
@@ -1159,15 +1143,7 @@
                 <w:szCs w:val="14"/>
                 <w:lang w:val="en-US"/>
               </w:rPr>
-              <w:t>3</w:t>
-            </w:r>
-            <w:r>
-              <w:rPr>
-                <w:sz w:val="14"/>
-                <w:szCs w:val="14"/>
-                <w:lang w:val="en-US"/>
-              </w:rPr>
-              <w:t>]}}</w:t>
+              <w:t>3]}}</w:t>
             </w:r>
           </w:p>
         </w:tc>
@@ -1222,15 +1198,7 @@
                 <w:szCs w:val="14"/>
                 <w:lang w:val="en-US"/>
               </w:rPr>
-              <w:t>4</w:t>
-            </w:r>
-            <w:r>
-              <w:rPr>
-                <w:sz w:val="14"/>
-                <w:szCs w:val="14"/>
-                <w:lang w:val="en-US"/>
-              </w:rPr>
-              <w:t>]}}</w:t>
+              <w:t>4]}}</w:t>
             </w:r>
           </w:p>
         </w:tc>
@@ -1282,15 +1250,7 @@
                 <w:szCs w:val="14"/>
                 <w:lang w:val="en-US"/>
               </w:rPr>
-              <w:t>5</w:t>
-            </w:r>
-            <w:r>
-              <w:rPr>
-                <w:sz w:val="14"/>
-                <w:szCs w:val="14"/>
-                <w:lang w:val="en-US"/>
-              </w:rPr>
-              <w:t>]}}</w:t>
+              <w:t>5]}}</w:t>
             </w:r>
           </w:p>
         </w:tc>
@@ -1345,15 +1305,7 @@
                 <w:szCs w:val="14"/>
                 <w:lang w:val="en-US"/>
               </w:rPr>
-              <w:t>6</w:t>
-            </w:r>
-            <w:r>
-              <w:rPr>
-                <w:sz w:val="14"/>
-                <w:szCs w:val="14"/>
-                <w:lang w:val="en-US"/>
-              </w:rPr>
-              <w:t>]}}</w:t>
+              <w:t>6]}}</w:t>
             </w:r>
           </w:p>
         </w:tc>
@@ -1406,15 +1358,7 @@
                 <w:szCs w:val="14"/>
                 <w:lang w:val="en-US"/>
               </w:rPr>
-              <w:t>7</w:t>
-            </w:r>
-            <w:r>
-              <w:rPr>
-                <w:sz w:val="14"/>
-                <w:szCs w:val="14"/>
-                <w:lang w:val="en-US"/>
-              </w:rPr>
-              <w:t>]}}</w:t>
+              <w:t>7]}}</w:t>
             </w:r>
           </w:p>
         </w:tc>
@@ -1466,15 +1410,7 @@
                 <w:szCs w:val="14"/>
                 <w:lang w:val="en-US"/>
               </w:rPr>
-              <w:t>8</w:t>
-            </w:r>
-            <w:r>
-              <w:rPr>
-                <w:sz w:val="14"/>
-                <w:szCs w:val="14"/>
-                <w:lang w:val="en-US"/>
-              </w:rPr>
-              <w:t>]}}</w:t>
+              <w:t>8]}}</w:t>
             </w:r>
           </w:p>
         </w:tc>
@@ -2042,6 +1978,47 @@
               </w:rPr>
               <w:tab/>
               <w:t>{{total}}</w:t>
+            </w:r>
+          </w:p>
+          <w:p>
+            <w:pPr>
+              <w:pBdr>
+                <w:top w:val="nil"/>
+                <w:left w:val="nil"/>
+                <w:bottom w:val="nil"/>
+                <w:right w:val="nil"/>
+                <w:between w:val="nil"/>
+              </w:pBdr>
+              <w:tabs>
+                <w:tab w:val="left" w:pos="1904"/>
+              </w:tabs>
+              <w:spacing w:before="7" w:line="276" w:lineRule="auto"/>
+              <w:ind w:left="-113"/>
+              <w:rPr>
+                <w:bCs/>
+                <w:color w:val="000000" w:themeColor="text1"/>
+                <w:sz w:val="14"/>
+                <w:szCs w:val="14"/>
+              </w:rPr>
+            </w:pPr>
+            <w:r>
+              <w:rPr>
+                <w:bCs/>
+                <w:color w:val="000000" w:themeColor="text1"/>
+                <w:sz w:val="14"/>
+                <w:szCs w:val="14"/>
+              </w:rPr>
+              <w:t>DPP Nilai Lain</w:t>
+            </w:r>
+            <w:r>
+              <w:rPr>
+                <w:bCs/>
+                <w:color w:val="000000" w:themeColor="text1"/>
+                <w:sz w:val="14"/>
+                <w:szCs w:val="14"/>
+              </w:rPr>
+              <w:tab/>
+              <w:t>{{dpp}}</w:t>
             </w:r>
           </w:p>
           <w:p>
@@ -3033,6 +3010,7 @@
   <w:style w:type="character" w:default="1" w:styleId="DefaultParagraphFont">
     <w:name w:val="Default Paragraph Font"/>
     <w:uiPriority w:val="1"/>
+    <w:semiHidden/>
     <w:unhideWhenUsed/>
   </w:style>
   <w:style w:type="table" w:default="1" w:styleId="TableNormal">

--- a/vellin.docx
+++ b/vellin.docx
@@ -267,7 +267,7 @@
     </w:p>
     <w:tbl>
       <w:tblPr>
-        <w:tblW w:w="10650" w:type="dxa"/>
+        <w:tblW w:w="10632" w:type="dxa"/>
         <w:tblInd w:w="-10" w:type="dxa"/>
         <w:tblBorders>
           <w:top w:val="single" w:sz="8" w:space="0" w:color="000000"/>
@@ -290,13 +290,10 @@
         <w:gridCol w:w="643"/>
         <w:gridCol w:w="76"/>
         <w:gridCol w:w="1200"/>
-        <w:gridCol w:w="2410"/>
-        <w:gridCol w:w="76"/>
+        <w:gridCol w:w="2468"/>
       </w:tblGrid>
       <w:tr>
         <w:trPr>
-          <w:gridAfter w:val="1"/>
-          <w:wAfter w:w="76" w:type="dxa"/>
           <w:trHeight w:val="234"/>
         </w:trPr>
         <w:tc>
@@ -597,7 +594,7 @@
         </w:tc>
         <w:tc>
           <w:tcPr>
-            <w:tcW w:w="2410" w:type="dxa"/>
+            <w:tcW w:w="2468" w:type="dxa"/>
             <w:shd w:val="clear" w:color="auto" w:fill="E69137"/>
           </w:tcPr>
           <w:p>
@@ -633,8 +630,6 @@
       </w:tr>
       <w:tr>
         <w:trPr>
-          <w:gridAfter w:val="1"/>
-          <w:wAfter w:w="76" w:type="dxa"/>
           <w:trHeight w:val="234"/>
         </w:trPr>
         <w:tc>
@@ -895,7 +890,7 @@
         </w:tc>
         <w:tc>
           <w:tcPr>
-            <w:tcW w:w="2410" w:type="dxa"/>
+            <w:tcW w:w="2468" w:type="dxa"/>
             <w:shd w:val="clear" w:color="auto" w:fill="FFFFFF" w:themeFill="background1"/>
           </w:tcPr>
           <w:p>
@@ -922,8 +917,6 @@
       </w:tr>
       <w:tr>
         <w:trPr>
-          <w:gridAfter w:val="1"/>
-          <w:wAfter w:w="76" w:type="dxa"/>
           <w:trHeight w:val="234"/>
         </w:trPr>
         <w:tc>
@@ -1364,7 +1357,7 @@
         </w:tc>
         <w:tc>
           <w:tcPr>
-            <w:tcW w:w="2410" w:type="dxa"/>
+            <w:tcW w:w="2468" w:type="dxa"/>
             <w:shd w:val="clear" w:color="auto" w:fill="FFFFFF" w:themeFill="background1"/>
           </w:tcPr>
           <w:p>
@@ -1417,8 +1410,6 @@
       </w:tr>
       <w:tr>
         <w:trPr>
-          <w:gridAfter w:val="1"/>
-          <w:wAfter w:w="76" w:type="dxa"/>
           <w:trHeight w:val="234"/>
         </w:trPr>
         <w:tc>
@@ -1704,7 +1695,7 @@
         </w:tc>
         <w:tc>
           <w:tcPr>
-            <w:tcW w:w="2410" w:type="dxa"/>
+            <w:tcW w:w="2468" w:type="dxa"/>
             <w:tcBorders>
               <w:bottom w:val="single" w:sz="4" w:space="0" w:color="auto"/>
             </w:tcBorders>
@@ -1784,8 +1775,8 @@
         </w:tc>
         <w:tc>
           <w:tcPr>
-            <w:tcW w:w="3686" w:type="dxa"/>
-            <w:gridSpan w:val="3"/>
+            <w:tcW w:w="3668" w:type="dxa"/>
+            <w:gridSpan w:val="2"/>
             <w:tcBorders>
               <w:top w:val="single" w:sz="4" w:space="0" w:color="auto"/>
               <w:left w:val="single" w:sz="4" w:space="0" w:color="auto"/>
@@ -1888,8 +1879,8 @@
         </w:tc>
         <w:tc>
           <w:tcPr>
-            <w:tcW w:w="3686" w:type="dxa"/>
-            <w:gridSpan w:val="3"/>
+            <w:tcW w:w="3668" w:type="dxa"/>
+            <w:gridSpan w:val="2"/>
             <w:tcBorders>
               <w:top w:val="single" w:sz="4" w:space="0" w:color="auto"/>
               <w:left w:val="single" w:sz="4" w:space="0" w:color="auto"/>
@@ -2107,8 +2098,8 @@
         </w:tc>
         <w:tc>
           <w:tcPr>
-            <w:tcW w:w="3686" w:type="dxa"/>
-            <w:gridSpan w:val="3"/>
+            <w:tcW w:w="3668" w:type="dxa"/>
+            <w:gridSpan w:val="2"/>
             <w:tcBorders>
               <w:top w:val="single" w:sz="4" w:space="0" w:color="auto"/>
               <w:left w:val="single" w:sz="4" w:space="0" w:color="auto"/>

--- a/vellin.docx
+++ b/vellin.docx
@@ -300,6 +300,7 @@
           <w:tcPr>
             <w:tcW w:w="451" w:type="dxa"/>
             <w:shd w:val="clear" w:color="auto" w:fill="E69137"/>
+            <w:vAlign w:val="center"/>
           </w:tcPr>
           <w:p>
             <w:pPr>
@@ -338,6 +339,7 @@
           <w:tcPr>
             <w:tcW w:w="1561" w:type="dxa"/>
             <w:shd w:val="clear" w:color="auto" w:fill="E69137"/>
+            <w:vAlign w:val="center"/>
           </w:tcPr>
           <w:p>
             <w:pPr>
@@ -376,6 +378,7 @@
           <w:tcPr>
             <w:tcW w:w="1785" w:type="dxa"/>
             <w:shd w:val="clear" w:color="auto" w:fill="E69137"/>
+            <w:vAlign w:val="center"/>
           </w:tcPr>
           <w:p>
             <w:pPr>
@@ -414,6 +417,7 @@
           <w:tcPr>
             <w:tcW w:w="881" w:type="dxa"/>
             <w:shd w:val="clear" w:color="auto" w:fill="E69137"/>
+            <w:vAlign w:val="center"/>
           </w:tcPr>
           <w:p>
             <w:pPr>
@@ -449,6 +453,7 @@
           <w:tcPr>
             <w:tcW w:w="840" w:type="dxa"/>
             <w:shd w:val="clear" w:color="auto" w:fill="E69137"/>
+            <w:vAlign w:val="center"/>
           </w:tcPr>
           <w:p>
             <w:pPr>
@@ -487,6 +492,7 @@
           <w:tcPr>
             <w:tcW w:w="727" w:type="dxa"/>
             <w:shd w:val="clear" w:color="auto" w:fill="E69137"/>
+            <w:vAlign w:val="center"/>
           </w:tcPr>
           <w:p>
             <w:pPr>
@@ -522,6 +528,7 @@
           <w:tcPr>
             <w:tcW w:w="643" w:type="dxa"/>
             <w:shd w:val="clear" w:color="auto" w:fill="E69137"/>
+            <w:vAlign w:val="center"/>
           </w:tcPr>
           <w:p>
             <w:pPr>
@@ -561,6 +568,7 @@
             <w:tcW w:w="1276" w:type="dxa"/>
             <w:gridSpan w:val="2"/>
             <w:shd w:val="clear" w:color="auto" w:fill="E69137"/>
+            <w:vAlign w:val="center"/>
           </w:tcPr>
           <w:p>
             <w:pPr>
@@ -596,6 +604,7 @@
           <w:tcPr>
             <w:tcW w:w="2468" w:type="dxa"/>
             <w:shd w:val="clear" w:color="auto" w:fill="E69137"/>
+            <w:vAlign w:val="center"/>
           </w:tcPr>
           <w:p>
             <w:pPr>
@@ -636,6 +645,7 @@
           <w:tcPr>
             <w:tcW w:w="451" w:type="dxa"/>
             <w:shd w:val="clear" w:color="auto" w:fill="FFFFFF" w:themeFill="background1"/>
+            <w:vAlign w:val="center"/>
           </w:tcPr>
           <w:p>
             <w:pPr>
@@ -694,6 +704,7 @@
           <w:tcPr>
             <w:tcW w:w="1561" w:type="dxa"/>
             <w:shd w:val="clear" w:color="auto" w:fill="FFFFFF" w:themeFill="background1"/>
+            <w:vAlign w:val="center"/>
           </w:tcPr>
           <w:p>
             <w:pPr>
@@ -723,6 +734,7 @@
           <w:tcPr>
             <w:tcW w:w="1785" w:type="dxa"/>
             <w:shd w:val="clear" w:color="auto" w:fill="FFFFFF" w:themeFill="background1"/>
+            <w:vAlign w:val="center"/>
           </w:tcPr>
           <w:p>
             <w:pPr>
@@ -752,6 +764,7 @@
           <w:tcPr>
             <w:tcW w:w="881" w:type="dxa"/>
             <w:shd w:val="clear" w:color="auto" w:fill="FFFFFF" w:themeFill="background1"/>
+            <w:vAlign w:val="center"/>
           </w:tcPr>
           <w:p>
             <w:pPr>
@@ -781,6 +794,7 @@
           <w:tcPr>
             <w:tcW w:w="840" w:type="dxa"/>
             <w:shd w:val="clear" w:color="auto" w:fill="FFFFFF" w:themeFill="background1"/>
+            <w:vAlign w:val="center"/>
           </w:tcPr>
           <w:p>
             <w:pPr>
@@ -810,6 +824,7 @@
           <w:tcPr>
             <w:tcW w:w="727" w:type="dxa"/>
             <w:shd w:val="clear" w:color="auto" w:fill="FFFFFF" w:themeFill="background1"/>
+            <w:vAlign w:val="center"/>
           </w:tcPr>
           <w:p>
             <w:pPr>
@@ -836,6 +851,7 @@
           <w:tcPr>
             <w:tcW w:w="643" w:type="dxa"/>
             <w:shd w:val="clear" w:color="auto" w:fill="FFFFFF" w:themeFill="background1"/>
+            <w:vAlign w:val="center"/>
           </w:tcPr>
           <w:p>
             <w:pPr>
@@ -866,6 +882,7 @@
             <w:tcW w:w="1276" w:type="dxa"/>
             <w:gridSpan w:val="2"/>
             <w:shd w:val="clear" w:color="auto" w:fill="FFFFFF" w:themeFill="background1"/>
+            <w:vAlign w:val="center"/>
           </w:tcPr>
           <w:p>
             <w:pPr>
@@ -892,6 +909,7 @@
           <w:tcPr>
             <w:tcW w:w="2468" w:type="dxa"/>
             <w:shd w:val="clear" w:color="auto" w:fill="FFFFFF" w:themeFill="background1"/>
+            <w:vAlign w:val="center"/>
           </w:tcPr>
           <w:p>
             <w:pPr>
@@ -923,6 +941,7 @@
           <w:tcPr>
             <w:tcW w:w="451" w:type="dxa"/>
             <w:shd w:val="clear" w:color="auto" w:fill="FFFFFF" w:themeFill="background1"/>
+            <w:vAlign w:val="center"/>
           </w:tcPr>
           <w:p>
             <w:pPr>
@@ -979,6 +998,7 @@
           <w:tcPr>
             <w:tcW w:w="1561" w:type="dxa"/>
             <w:shd w:val="clear" w:color="auto" w:fill="FFFFFF" w:themeFill="background1"/>
+            <w:vAlign w:val="center"/>
           </w:tcPr>
           <w:p>
             <w:pPr>
@@ -1034,6 +1054,7 @@
           <w:tcPr>
             <w:tcW w:w="1785" w:type="dxa"/>
             <w:shd w:val="clear" w:color="auto" w:fill="FFFFFF" w:themeFill="background1"/>
+            <w:vAlign w:val="center"/>
           </w:tcPr>
           <w:p>
             <w:pPr>
@@ -1089,6 +1110,7 @@
           <w:tcPr>
             <w:tcW w:w="881" w:type="dxa"/>
             <w:shd w:val="clear" w:color="auto" w:fill="FFFFFF" w:themeFill="background1"/>
+            <w:vAlign w:val="center"/>
           </w:tcPr>
           <w:p>
             <w:pPr>
@@ -1144,6 +1166,7 @@
           <w:tcPr>
             <w:tcW w:w="840" w:type="dxa"/>
             <w:shd w:val="clear" w:color="auto" w:fill="FFFFFF" w:themeFill="background1"/>
+            <w:vAlign w:val="center"/>
           </w:tcPr>
           <w:p>
             <w:pPr>
@@ -1199,6 +1222,7 @@
           <w:tcPr>
             <w:tcW w:w="727" w:type="dxa"/>
             <w:shd w:val="clear" w:color="auto" w:fill="FFFFFF" w:themeFill="background1"/>
+            <w:vAlign w:val="center"/>
           </w:tcPr>
           <w:p>
             <w:pPr>
@@ -1251,6 +1275,7 @@
           <w:tcPr>
             <w:tcW w:w="643" w:type="dxa"/>
             <w:shd w:val="clear" w:color="auto" w:fill="FFFFFF" w:themeFill="background1"/>
+            <w:vAlign w:val="center"/>
           </w:tcPr>
           <w:p>
             <w:pPr>
@@ -1307,6 +1332,7 @@
             <w:tcW w:w="1276" w:type="dxa"/>
             <w:gridSpan w:val="2"/>
             <w:shd w:val="clear" w:color="auto" w:fill="FFFFFF" w:themeFill="background1"/>
+            <w:vAlign w:val="center"/>
           </w:tcPr>
           <w:p>
             <w:pPr>
@@ -1359,6 +1385,7 @@
           <w:tcPr>
             <w:tcW w:w="2468" w:type="dxa"/>
             <w:shd w:val="clear" w:color="auto" w:fill="FFFFFF" w:themeFill="background1"/>
+            <w:vAlign w:val="center"/>
           </w:tcPr>
           <w:p>
             <w:pPr>
@@ -1419,6 +1446,7 @@
               <w:bottom w:val="single" w:sz="4" w:space="0" w:color="auto"/>
             </w:tcBorders>
             <w:shd w:val="clear" w:color="auto" w:fill="FFFFFF" w:themeFill="background1"/>
+            <w:vAlign w:val="center"/>
           </w:tcPr>
           <w:p>
             <w:pPr>
@@ -1484,6 +1512,7 @@
               <w:bottom w:val="single" w:sz="4" w:space="0" w:color="auto"/>
             </w:tcBorders>
             <w:shd w:val="clear" w:color="auto" w:fill="FFFFFF" w:themeFill="background1"/>
+            <w:vAlign w:val="center"/>
           </w:tcPr>
           <w:p>
             <w:pPr>
@@ -1516,6 +1545,7 @@
               <w:bottom w:val="single" w:sz="4" w:space="0" w:color="auto"/>
             </w:tcBorders>
             <w:shd w:val="clear" w:color="auto" w:fill="FFFFFF" w:themeFill="background1"/>
+            <w:vAlign w:val="center"/>
           </w:tcPr>
           <w:p>
             <w:pPr>
@@ -1548,6 +1578,7 @@
               <w:bottom w:val="single" w:sz="4" w:space="0" w:color="auto"/>
             </w:tcBorders>
             <w:shd w:val="clear" w:color="auto" w:fill="FFFFFF" w:themeFill="background1"/>
+            <w:vAlign w:val="center"/>
           </w:tcPr>
           <w:p>
             <w:pPr>
@@ -1577,6 +1608,7 @@
               <w:bottom w:val="single" w:sz="4" w:space="0" w:color="auto"/>
             </w:tcBorders>
             <w:shd w:val="clear" w:color="auto" w:fill="FFFFFF" w:themeFill="background1"/>
+            <w:vAlign w:val="center"/>
           </w:tcPr>
           <w:p>
             <w:pPr>
@@ -1609,6 +1641,7 @@
               <w:bottom w:val="single" w:sz="4" w:space="0" w:color="auto"/>
             </w:tcBorders>
             <w:shd w:val="clear" w:color="auto" w:fill="FFFFFF" w:themeFill="background1"/>
+            <w:vAlign w:val="center"/>
           </w:tcPr>
           <w:p>
             <w:pPr>
@@ -1638,6 +1671,7 @@
               <w:bottom w:val="single" w:sz="4" w:space="0" w:color="auto"/>
             </w:tcBorders>
             <w:shd w:val="clear" w:color="auto" w:fill="FFFFFF" w:themeFill="background1"/>
+            <w:vAlign w:val="center"/>
           </w:tcPr>
           <w:p>
             <w:pPr>
@@ -1671,6 +1705,7 @@
               <w:bottom w:val="single" w:sz="4" w:space="0" w:color="auto"/>
             </w:tcBorders>
             <w:shd w:val="clear" w:color="auto" w:fill="FFFFFF" w:themeFill="background1"/>
+            <w:vAlign w:val="center"/>
           </w:tcPr>
           <w:p>
             <w:pPr>
@@ -1700,6 +1735,7 @@
               <w:bottom w:val="single" w:sz="4" w:space="0" w:color="auto"/>
             </w:tcBorders>
             <w:shd w:val="clear" w:color="auto" w:fill="FFFFFF" w:themeFill="background1"/>
+            <w:vAlign w:val="center"/>
           </w:tcPr>
           <w:p>
             <w:pPr>
@@ -1738,6 +1774,7 @@
               <w:right w:val="single" w:sz="4" w:space="0" w:color="auto"/>
             </w:tcBorders>
             <w:shd w:val="clear" w:color="auto" w:fill="FFFFFF" w:themeFill="background1"/>
+            <w:vAlign w:val="center"/>
           </w:tcPr>
           <w:p>
             <w:pPr>
@@ -1784,6 +1821,7 @@
               <w:right w:val="single" w:sz="4" w:space="0" w:color="auto"/>
             </w:tcBorders>
             <w:shd w:val="clear" w:color="auto" w:fill="ED7D31" w:themeFill="accent2"/>
+            <w:vAlign w:val="center"/>
           </w:tcPr>
           <w:p>
             <w:pPr>
@@ -1851,6 +1889,7 @@
               <w:right w:val="single" w:sz="4" w:space="0" w:color="auto"/>
             </w:tcBorders>
             <w:shd w:val="clear" w:color="auto" w:fill="FFFFFF" w:themeFill="background1"/>
+            <w:vAlign w:val="center"/>
           </w:tcPr>
           <w:p>
             <w:pPr>
@@ -1888,6 +1927,7 @@
               <w:right w:val="single" w:sz="4" w:space="0" w:color="auto"/>
             </w:tcBorders>
             <w:shd w:val="clear" w:color="auto" w:fill="FFFFFF" w:themeFill="background1"/>
+            <w:vAlign w:val="center"/>
           </w:tcPr>
           <w:p>
             <w:pPr>
@@ -2070,6 +2110,7 @@
               <w:right w:val="single" w:sz="4" w:space="0" w:color="auto"/>
             </w:tcBorders>
             <w:shd w:val="clear" w:color="auto" w:fill="FFFFFF" w:themeFill="background1"/>
+            <w:vAlign w:val="center"/>
           </w:tcPr>
           <w:p>
             <w:pPr>
@@ -2107,6 +2148,7 @@
               <w:right w:val="single" w:sz="4" w:space="0" w:color="auto"/>
             </w:tcBorders>
             <w:shd w:val="clear" w:color="auto" w:fill="ED7D31" w:themeFill="accent2"/>
+            <w:vAlign w:val="center"/>
           </w:tcPr>
           <w:p>
             <w:pPr>
